--- a/Inventory.docx
+++ b/Inventory.docx
@@ -40,7 +40,7 @@
           <w:b/>
           <w:sz w:val="24"/>
         </w:rPr>
-        <w:t>Microcontrollers :</w:t>
+        <w:t>Microcontrollers:</w:t>
       </w:r>
     </w:p>
     <w:p>
@@ -68,13 +68,7 @@
         <w:rPr>
           <w:sz w:val="20"/>
         </w:rPr>
-        <w:t>Arduino Nano</w:t>
-      </w:r>
-      <w:r>
-        <w:rPr>
-          <w:sz w:val="20"/>
-        </w:rPr>
-        <w:t xml:space="preserve"> 1X</w:t>
+        <w:t>Arduino Nano 1X</w:t>
       </w:r>
     </w:p>
     <w:p>
@@ -93,13 +87,7 @@
         <w:rPr>
           <w:sz w:val="20"/>
         </w:rPr>
-        <w:t>Arduino Pro Micro</w:t>
-      </w:r>
-      <w:r>
-        <w:rPr>
-          <w:sz w:val="20"/>
-        </w:rPr>
-        <w:t xml:space="preserve"> 1X</w:t>
+        <w:t>Arduino Pro Micro 1X</w:t>
       </w:r>
     </w:p>
     <w:p>
@@ -118,13 +106,7 @@
         <w:rPr>
           <w:sz w:val="20"/>
         </w:rPr>
-        <w:t>Arduino UNO</w:t>
-      </w:r>
-      <w:r>
-        <w:rPr>
-          <w:sz w:val="20"/>
-        </w:rPr>
-        <w:t xml:space="preserve"> 1X</w:t>
+        <w:t>Arduino UNO 1X</w:t>
       </w:r>
     </w:p>
     <w:p>
@@ -143,13 +125,7 @@
         <w:rPr>
           <w:sz w:val="20"/>
         </w:rPr>
-        <w:t>STM32F103C6T6A</w:t>
-      </w:r>
-      <w:r>
-        <w:rPr>
-          <w:sz w:val="20"/>
-        </w:rPr>
-        <w:t xml:space="preserve"> 1X</w:t>
+        <w:t>STM32F103C6T6A 1X</w:t>
       </w:r>
     </w:p>
     <w:p>
@@ -168,13 +144,7 @@
         <w:rPr>
           <w:sz w:val="20"/>
         </w:rPr>
-        <w:t>STM32F103C8T6</w:t>
-      </w:r>
-      <w:r>
-        <w:rPr>
-          <w:sz w:val="20"/>
-        </w:rPr>
-        <w:t xml:space="preserve"> 1X</w:t>
+        <w:t>STM32F103C8T6 1X</w:t>
       </w:r>
     </w:p>
     <w:p>
@@ -193,13 +163,7 @@
         <w:rPr>
           <w:sz w:val="20"/>
         </w:rPr>
-        <w:t>STM32F411CEU6GH291</w:t>
-      </w:r>
-      <w:r>
-        <w:rPr>
-          <w:sz w:val="20"/>
-        </w:rPr>
-        <w:t xml:space="preserve"> 1X</w:t>
+        <w:t>STM32F411CEU6GH291 1X</w:t>
       </w:r>
     </w:p>
     <w:p>
@@ -224,13 +188,7 @@
         <w:rPr>
           <w:sz w:val="20"/>
         </w:rPr>
-        <w:t>ROOM-32</w:t>
-      </w:r>
-      <w:r>
-        <w:rPr>
-          <w:sz w:val="20"/>
-        </w:rPr>
-        <w:t xml:space="preserve"> 1X</w:t>
+        <w:t>ROOM-32 1X</w:t>
       </w:r>
     </w:p>
     <w:p>
@@ -249,14 +207,10 @@
         <w:rPr>
           <w:sz w:val="20"/>
         </w:rPr>
-        <w:t>ESP32</w:t>
-      </w:r>
-      <w:r>
-        <w:rPr>
-          <w:sz w:val="20"/>
-        </w:rPr>
-        <w:t xml:space="preserve"> 1X</w:t>
-      </w:r>
+        <w:t>ESP32 1X</w:t>
+      </w:r>
+      <w:bookmarkStart w:id="0" w:name="_GoBack"/>
+      <w:bookmarkEnd w:id="0"/>
     </w:p>
     <w:p>
       <w:pPr>
@@ -270,17 +224,19 @@
           <w:lang w:val="ka-GE"/>
         </w:rPr>
       </w:pPr>
-      <w:r>
-        <w:rPr>
-          <w:sz w:val="20"/>
-        </w:rPr>
-        <w:t>Maxduino M1</w:t>
-      </w:r>
-      <w:r>
-        <w:rPr>
-          <w:sz w:val="20"/>
-        </w:rPr>
-        <w:t xml:space="preserve"> 1X</w:t>
+      <w:proofErr w:type="spellStart"/>
+      <w:r>
+        <w:rPr>
+          <w:sz w:val="20"/>
+        </w:rPr>
+        <w:t>Maxduino</w:t>
+      </w:r>
+      <w:proofErr w:type="spellEnd"/>
+      <w:r>
+        <w:rPr>
+          <w:sz w:val="20"/>
+        </w:rPr>
+        <w:t xml:space="preserve"> M1 1X</w:t>
       </w:r>
     </w:p>
     <w:p>
@@ -295,11 +251,19 @@
           <w:lang w:val="ka-GE"/>
         </w:rPr>
       </w:pPr>
-      <w:r>
-        <w:rPr>
-          <w:sz w:val="20"/>
-        </w:rPr>
-        <w:t xml:space="preserve">Digispark Antity85 1x </w:t>
+      <w:proofErr w:type="spellStart"/>
+      <w:r>
+        <w:rPr>
+          <w:sz w:val="20"/>
+        </w:rPr>
+        <w:t>Digispark</w:t>
+      </w:r>
+      <w:proofErr w:type="spellEnd"/>
+      <w:r>
+        <w:rPr>
+          <w:sz w:val="20"/>
+        </w:rPr>
+        <w:t xml:space="preserve"> Antity85 1x </w:t>
       </w:r>
     </w:p>
     <w:p>
@@ -315,21 +279,7 @@
           <w:b/>
           <w:sz w:val="24"/>
         </w:rPr>
-        <w:t xml:space="preserve">Sensors </w:t>
-      </w:r>
-      <w:r>
-        <w:rPr>
-          <w:b/>
-          <w:sz w:val="24"/>
-        </w:rPr>
-        <w:t xml:space="preserve">/ </w:t>
-      </w:r>
-      <w:r>
-        <w:rPr>
-          <w:b/>
-          <w:sz w:val="24"/>
-        </w:rPr>
-        <w:t>Modules</w:t>
+        <w:t>Sensors / Modules</w:t>
       </w:r>
       <w:r>
         <w:rPr>
@@ -450,19 +400,7 @@
         <w:rPr>
           <w:sz w:val="20"/>
         </w:rPr>
-        <w:t>TTP223 Touch 1x</w:t>
-      </w:r>
-      <w:r>
-        <w:rPr>
-          <w:sz w:val="20"/>
-        </w:rPr>
-        <w:t>/5</w:t>
-      </w:r>
-      <w:r>
-        <w:rPr>
-          <w:sz w:val="20"/>
-        </w:rPr>
-        <w:t>x</w:t>
+        <w:t>TTP223 Touch 1x/5x</w:t>
       </w:r>
     </w:p>
     <w:p>
@@ -759,7 +697,21 @@
         <w:rPr>
           <w:sz w:val="20"/>
         </w:rPr>
-        <w:t xml:space="preserve"> Neopixel 1bit 1x</w:t>
+        <w:t xml:space="preserve"> </w:t>
+      </w:r>
+      <w:proofErr w:type="spellStart"/>
+      <w:r>
+        <w:rPr>
+          <w:sz w:val="20"/>
+        </w:rPr>
+        <w:t>Neopixel</w:t>
+      </w:r>
+      <w:proofErr w:type="spellEnd"/>
+      <w:r>
+        <w:rPr>
+          <w:sz w:val="20"/>
+        </w:rPr>
+        <w:t xml:space="preserve"> 1bit 1x</w:t>
       </w:r>
     </w:p>
     <w:p>
@@ -831,11 +783,19 @@
           <w:sz w:val="20"/>
         </w:rPr>
       </w:pPr>
-      <w:r>
-        <w:rPr>
-          <w:sz w:val="20"/>
-        </w:rPr>
-        <w:t>Neopixel 8bit 1x</w:t>
+      <w:proofErr w:type="spellStart"/>
+      <w:r>
+        <w:rPr>
+          <w:sz w:val="20"/>
+        </w:rPr>
+        <w:t>Neopixel</w:t>
+      </w:r>
+      <w:proofErr w:type="spellEnd"/>
+      <w:r>
+        <w:rPr>
+          <w:sz w:val="20"/>
+        </w:rPr>
+        <w:t xml:space="preserve"> 8bit 1x</w:t>
       </w:r>
     </w:p>
     <w:p>
@@ -850,11 +810,19 @@
           <w:sz w:val="20"/>
         </w:rPr>
       </w:pPr>
-      <w:r>
-        <w:rPr>
-          <w:sz w:val="20"/>
-        </w:rPr>
-        <w:t>Neopixel 64bit 1x</w:t>
+      <w:proofErr w:type="spellStart"/>
+      <w:r>
+        <w:rPr>
+          <w:sz w:val="20"/>
+        </w:rPr>
+        <w:t>Neopixel</w:t>
+      </w:r>
+      <w:proofErr w:type="spellEnd"/>
+      <w:r>
+        <w:rPr>
+          <w:sz w:val="20"/>
+        </w:rPr>
+        <w:t xml:space="preserve"> 64bit 1x</w:t>
       </w:r>
     </w:p>
     <w:p>
@@ -965,6 +933,12 @@
           <w:sz w:val="20"/>
         </w:rPr>
       </w:pPr>
+      <w:r>
+        <w:rPr>
+          <w:sz w:val="20"/>
+        </w:rPr>
+        <w:t>MP1584EN Step-Down DC-DC 1x</w:t>
+      </w:r>
     </w:p>
     <w:p>
       <w:pPr>
@@ -1005,19 +979,7 @@
         <w:rPr>
           <w:sz w:val="24"/>
         </w:rPr>
-        <w:t xml:space="preserve">SN74HC165N Shift </w:t>
-      </w:r>
-      <w:r>
-        <w:rPr>
-          <w:sz w:val="24"/>
-        </w:rPr>
-        <w:t>R</w:t>
-      </w:r>
-      <w:r>
-        <w:rPr>
-          <w:sz w:val="24"/>
-        </w:rPr>
-        <w:t>egister 12x</w:t>
+        <w:t>SN74HC165N Shift Register 12x</w:t>
       </w:r>
     </w:p>
     <w:p>
@@ -1036,7 +998,21 @@
         <w:rPr>
           <w:sz w:val="24"/>
         </w:rPr>
-        <w:t>40TPS12A Tristor 1x</w:t>
+        <w:t xml:space="preserve">40TPS12A </w:t>
+      </w:r>
+      <w:proofErr w:type="spellStart"/>
+      <w:r>
+        <w:rPr>
+          <w:sz w:val="24"/>
+        </w:rPr>
+        <w:t>Tristor</w:t>
+      </w:r>
+      <w:proofErr w:type="spellEnd"/>
+      <w:r>
+        <w:rPr>
+          <w:sz w:val="24"/>
+        </w:rPr>
+        <w:t xml:space="preserve"> 1x</w:t>
       </w:r>
     </w:p>
     <w:p>
@@ -1074,19 +1050,7 @@
         <w:rPr>
           <w:sz w:val="24"/>
         </w:rPr>
-        <w:t>SN74HC595N Shift R</w:t>
-      </w:r>
-      <w:r>
-        <w:rPr>
-          <w:sz w:val="24"/>
-        </w:rPr>
-        <w:t xml:space="preserve">egister </w:t>
-      </w:r>
-      <w:r>
-        <w:rPr>
-          <w:sz w:val="24"/>
-        </w:rPr>
-        <w:t>2x</w:t>
+        <w:t>SN74HC595N Shift Register 2x</w:t>
       </w:r>
     </w:p>
     <w:p>
@@ -1134,6 +1098,12 @@
           <w:sz w:val="24"/>
         </w:rPr>
       </w:pPr>
+      <w:r>
+        <w:rPr>
+          <w:sz w:val="24"/>
+        </w:rPr>
+        <w:t>L298N Motor Driver 2x</w:t>
+      </w:r>
     </w:p>
     <w:p>
       <w:pPr>
@@ -1167,19 +1137,7 @@
         <w:rPr>
           <w:sz w:val="24"/>
         </w:rPr>
-        <w:t>Resistor 1K</w:t>
-      </w:r>
-      <w:r>
-        <w:rPr>
-          <w:sz w:val="24"/>
-        </w:rPr>
-        <w:t xml:space="preserve">ohm </w:t>
-      </w:r>
-      <w:r>
-        <w:rPr>
-          <w:sz w:val="24"/>
-        </w:rPr>
-        <w:t>100x</w:t>
+        <w:t>Resistor 1Kohm 100x</w:t>
       </w:r>
     </w:p>
     <w:p>
@@ -1200,8 +1158,6 @@
         </w:rPr>
         <w:t>Resistor 10Kohm 100x</w:t>
       </w:r>
-      <w:bookmarkStart w:id="0" w:name="_GoBack"/>
-      <w:bookmarkEnd w:id="0"/>
     </w:p>
     <w:p>
       <w:pPr>
@@ -1392,11 +1348,19 @@
           <w:sz w:val="20"/>
         </w:rPr>
       </w:pPr>
-      <w:r>
-        <w:rPr>
-          <w:sz w:val="20"/>
-        </w:rPr>
-        <w:t>Nichrome wire 10m/0.3mm 1x</w:t>
+      <w:proofErr w:type="spellStart"/>
+      <w:r>
+        <w:rPr>
+          <w:sz w:val="20"/>
+        </w:rPr>
+        <w:t>Nichrome</w:t>
+      </w:r>
+      <w:proofErr w:type="spellEnd"/>
+      <w:r>
+        <w:rPr>
+          <w:sz w:val="20"/>
+        </w:rPr>
+        <w:t xml:space="preserve"> wire 10m/0.3mm 1x</w:t>
       </w:r>
     </w:p>
     <w:p>
@@ -1554,12 +1518,21 @@
     <w:p>
       <w:pPr>
         <w:pStyle w:val="ListParagraph"/>
-        <w:ind w:left="1440"/>
-        <w:rPr>
-          <w:b/>
-          <w:sz w:val="20"/>
-        </w:rPr>
-      </w:pPr>
+        <w:numPr>
+          <w:ilvl w:val="0"/>
+          <w:numId w:val="11"/>
+        </w:numPr>
+        <w:rPr>
+          <w:b/>
+          <w:sz w:val="20"/>
+        </w:rPr>
+      </w:pPr>
+      <w:r>
+        <w:rPr>
+          <w:sz w:val="20"/>
+        </w:rPr>
+        <w:t>ST-Link V2 Programmer 1x</w:t>
+      </w:r>
     </w:p>
     <w:p>
       <w:pPr>
@@ -1662,16 +1635,13 @@
     </w:p>
     <w:p>
       <w:pPr>
-        <w:pStyle w:val="ListParagraph"/>
-        <w:numPr>
-          <w:ilvl w:val="0"/>
-          <w:numId w:val="13"/>
-        </w:numPr>
-        <w:rPr>
-          <w:sz w:val="20"/>
-        </w:rPr>
-      </w:pPr>
-    </w:p>
+        <w:ind w:left="1080"/>
+        <w:rPr>
+          <w:sz w:val="20"/>
+        </w:rPr>
+      </w:pPr>
+    </w:p>
+    <w:p/>
     <w:sectPr>
       <w:pgSz w:w="12240" w:h="15840"/>
       <w:pgMar w:top="1440" w:right="1440" w:bottom="1440" w:left="1440" w:header="708" w:footer="708" w:gutter="0"/>
@@ -3296,7 +3266,7 @@
   <w:style w:type="paragraph" w:default="1" w:styleId="Normal">
     <w:name w:val="Normal"/>
     <w:qFormat/>
-    <w:rsid w:val="005272A5"/>
+    <w:rsid w:val="003B4421"/>
   </w:style>
   <w:style w:type="character" w:default="1" w:styleId="DefaultParagraphFont">
     <w:name w:val="Default Paragraph Font"/>
